--- a/mps-nivel-c/oficial/04_registros/PROFARMA_Cadastro-de-Clientes/ITP-PROFARMA01-001_Estrategia-de-Integracao.docx
+++ b/mps-nivel-c/oficial/04_registros/PROFARMA_Cadastro-de-Clientes/ITP-PROFARMA01-001_Estrategia-de-Integracao.docx
@@ -338,7 +338,7 @@
                 <w:i w:val="0"/>
                 <w:sz w:val="20"/>
               </w:rPr>
-              <w:t>1.0</w:t>
+              <w:t>1.1</w:t>
             </w:r>
           </w:p>
         </w:tc>
@@ -394,7 +394,7 @@
                 <w:i w:val="0"/>
                 <w:sz w:val="20"/>
               </w:rPr>
-              <w:t>05/06/2026</w:t>
+              <w:t>15/06/2026</w:t>
             </w:r>
           </w:p>
         </w:tc>
@@ -6154,6 +6154,223 @@
         <w:keepLines/>
       </w:pPr>
       <w:r>
+        <w:t>7.1.1 Evidências do pipeline CI/CD (Azure DevOps)</w:t>
+      </w:r>
+    </w:p>
+    <w:p>
+      <w:pPr>
+        <w:spacing w:before="0" w:after="120"/>
+      </w:pPr>
+      <w:r>
+        <w:rPr>
+          <w:rFonts w:ascii="Calibri" w:hAnsi="Calibri"/>
+          <w:b/>
+          <w:i w:val="0"/>
+          <w:sz w:val="22"/>
+        </w:rPr>
+        <w:t>Histórico de runs do pipeline — Abril/Maio 2026 (pós go-live):</w:t>
+      </w:r>
+    </w:p>
+    <w:p>
+      <w:pPr>
+        <w:spacing w:before="120" w:after="40"/>
+        <w:jc w:val="center"/>
+      </w:pPr>
+      <w:r>
+        <w:drawing>
+          <wp:inline xmlns:a="http://schemas.openxmlformats.org/drawingml/2006/main" xmlns:pic="http://schemas.openxmlformats.org/drawingml/2006/picture">
+            <wp:extent cx="5029200" cy="1866507"/>
+            <wp:docPr id="1" name="Picture 1"/>
+            <wp:cNvGraphicFramePr>
+              <a:graphicFrameLocks noChangeAspect="1"/>
+            </wp:cNvGraphicFramePr>
+            <a:graphic>
+              <a:graphicData uri="http://schemas.openxmlformats.org/drawingml/2006/picture">
+                <pic:pic>
+                  <pic:nvPicPr>
+                    <pic:cNvPr id="0" name="azuredevops-pipeline-historico-runs-abr-mai.png"/>
+                    <pic:cNvPicPr/>
+                  </pic:nvPicPr>
+                  <pic:blipFill>
+                    <a:blip r:embed="rId13"/>
+                    <a:stretch>
+                      <a:fillRect/>
+                    </a:stretch>
+                  </pic:blipFill>
+                  <pic:spPr>
+                    <a:xfrm>
+                      <a:off x="0" y="0"/>
+                      <a:ext cx="5029200" cy="1866507"/>
+                    </a:xfrm>
+                    <a:prstGeom prst="rect"/>
+                  </pic:spPr>
+                </pic:pic>
+              </a:graphicData>
+            </a:graphic>
+          </wp:inline>
+        </w:drawing>
+      </w:r>
+    </w:p>
+    <w:p>
+      <w:pPr>
+        <w:spacing w:before="0" w:after="200"/>
+        <w:jc w:val="center"/>
+      </w:pPr>
+      <w:r>
+        <w:rPr>
+          <w:rFonts w:ascii="Calibri" w:hAnsi="Calibri"/>
+          <w:i/>
+          <w:color w:val="555555"/>
+          <w:sz w:val="18"/>
+        </w:rPr>
+        <w:t>Histórico de runs do pipeline Azure DevOps — Abril/Maio 2026: runs bem-sucedidos nos branches develop e feature/*, evidenciando pipeline verde contínuo pós go-live</w:t>
+      </w:r>
+    </w:p>
+    <w:p>
+      <w:pPr>
+        <w:spacing w:before="0" w:after="120"/>
+      </w:pPr>
+      <w:r>
+        <w:rPr>
+          <w:rFonts w:ascii="Calibri" w:hAnsi="Calibri"/>
+          <w:b/>
+          <w:i w:val="0"/>
+          <w:sz w:val="22"/>
+        </w:rPr>
+        <w:t>Stages do pipeline — commit 04aaeee2 (branch develop):</w:t>
+      </w:r>
+    </w:p>
+    <w:p>
+      <w:pPr>
+        <w:spacing w:before="120" w:after="40"/>
+        <w:jc w:val="center"/>
+      </w:pPr>
+      <w:r>
+        <w:drawing>
+          <wp:inline xmlns:a="http://schemas.openxmlformats.org/drawingml/2006/main" xmlns:pic="http://schemas.openxmlformats.org/drawingml/2006/picture">
+            <wp:extent cx="5029200" cy="2022259"/>
+            <wp:docPr id="2" name="Picture 2"/>
+            <wp:cNvGraphicFramePr>
+              <a:graphicFrameLocks noChangeAspect="1"/>
+            </wp:cNvGraphicFramePr>
+            <a:graphic>
+              <a:graphicData uri="http://schemas.openxmlformats.org/drawingml/2006/picture">
+                <pic:pic>
+                  <pic:nvPicPr>
+                    <pic:cNvPr id="0" name="azuredevops-pipeline-stages-develop-04aaeee2.png"/>
+                    <pic:cNvPicPr/>
+                  </pic:nvPicPr>
+                  <pic:blipFill>
+                    <a:blip r:embed="rId14"/>
+                    <a:stretch>
+                      <a:fillRect/>
+                    </a:stretch>
+                  </pic:blipFill>
+                  <pic:spPr>
+                    <a:xfrm>
+                      <a:off x="0" y="0"/>
+                      <a:ext cx="5029200" cy="2022259"/>
+                    </a:xfrm>
+                    <a:prstGeom prst="rect"/>
+                  </pic:spPr>
+                </pic:pic>
+              </a:graphicData>
+            </a:graphic>
+          </wp:inline>
+        </w:drawing>
+      </w:r>
+    </w:p>
+    <w:p>
+      <w:pPr>
+        <w:spacing w:before="0" w:after="200"/>
+        <w:jc w:val="center"/>
+      </w:pPr>
+      <w:r>
+        <w:rPr>
+          <w:rFonts w:ascii="Calibri" w:hAnsi="Calibri"/>
+          <w:i/>
+          <w:color w:val="555555"/>
+          <w:sz w:val="18"/>
+        </w:rPr>
+        <w:t>Stages do pipeline Azure DevOps — commit 04aaeee2 (PR 4 Segmentacao_Clientes → develop): Initialize Agent, Build (dotnet build), Test (dotnet test), Publish, Archive, Publish Artifact — todos verdes</w:t>
+      </w:r>
+    </w:p>
+    <w:p>
+      <w:pPr>
+        <w:spacing w:before="0" w:after="120"/>
+      </w:pPr>
+      <w:r>
+        <w:rPr>
+          <w:rFonts w:ascii="Calibri" w:hAnsi="Calibri"/>
+          <w:b/>
+          <w:i w:val="0"/>
+          <w:sz w:val="22"/>
+        </w:rPr>
+        <w:t>Stages do pipeline — branch ajustes_cadastrais:</w:t>
+      </w:r>
+    </w:p>
+    <w:p>
+      <w:pPr>
+        <w:spacing w:before="120" w:after="40"/>
+        <w:jc w:val="center"/>
+      </w:pPr>
+      <w:r>
+        <w:drawing>
+          <wp:inline xmlns:a="http://schemas.openxmlformats.org/drawingml/2006/main" xmlns:pic="http://schemas.openxmlformats.org/drawingml/2006/picture">
+            <wp:extent cx="5029200" cy="1893393"/>
+            <wp:docPr id="3" name="Picture 3"/>
+            <wp:cNvGraphicFramePr>
+              <a:graphicFrameLocks noChangeAspect="1"/>
+            </wp:cNvGraphicFramePr>
+            <a:graphic>
+              <a:graphicData uri="http://schemas.openxmlformats.org/drawingml/2006/picture">
+                <pic:pic>
+                  <pic:nvPicPr>
+                    <pic:cNvPr id="0" name="azuredevops-pipeline-stages-ajustes-cadastrais.png"/>
+                    <pic:cNvPicPr/>
+                  </pic:nvPicPr>
+                  <pic:blipFill>
+                    <a:blip r:embed="rId15"/>
+                    <a:stretch>
+                      <a:fillRect/>
+                    </a:stretch>
+                  </pic:blipFill>
+                  <pic:spPr>
+                    <a:xfrm>
+                      <a:off x="0" y="0"/>
+                      <a:ext cx="5029200" cy="1893393"/>
+                    </a:xfrm>
+                    <a:prstGeom prst="rect"/>
+                  </pic:spPr>
+                </pic:pic>
+              </a:graphicData>
+            </a:graphic>
+          </wp:inline>
+        </w:drawing>
+      </w:r>
+    </w:p>
+    <w:p>
+      <w:pPr>
+        <w:spacing w:before="0" w:after="200"/>
+        <w:jc w:val="center"/>
+      </w:pPr>
+      <w:r>
+        <w:rPr>
+          <w:rFonts w:ascii="Calibri" w:hAnsi="Calibri"/>
+          <w:i/>
+          <w:color w:val="555555"/>
+          <w:sz w:val="18"/>
+        </w:rPr>
+        <w:t>Stages do pipeline Azure DevOps — branch ajustes_cadastrais: Initialize Agent, Build, Test, Publish, Archive, Publish Artifact — todos bem-sucedidos</w:t>
+      </w:r>
+    </w:p>
+    <w:p>
+      <w:pPr>
+        <w:pStyle w:val="Heading2"/>
+        <w:keepNext/>
+        <w:keepLines/>
+      </w:pPr>
+      <w:r>
         <w:t>7.2 Releases entregues</w:t>
       </w:r>
     </w:p>
@@ -7208,6 +7425,112 @@
           </w:p>
         </w:tc>
       </w:tr>
+      <w:tr>
+        <w:trPr>
+          <w:cantSplit w:val="1"/>
+        </w:trPr>
+        <w:tc>
+          <w:tcPr>
+            <w:tcW w:type="dxa" w:w="2225"/>
+            <w:tcMar>
+              <w:top w:w="60" w:type="dxa"/>
+              <w:bottom w:w="60" w:type="dxa"/>
+              <w:left w:w="100" w:type="dxa"/>
+              <w:right w:w="100" w:type="dxa"/>
+            </w:tcMar>
+            <w:shd w:val="clear" w:color="auto" w:fill="F0F4F8"/>
+          </w:tcPr>
+          <w:p>
+            <w:pPr>
+              <w:spacing w:before="40" w:after="40"/>
+            </w:pPr>
+            <w:r>
+              <w:rPr>
+                <w:rFonts w:ascii="Calibri" w:hAnsi="Calibri"/>
+                <w:b/>
+                <w:i w:val="0"/>
+                <w:sz w:val="20"/>
+              </w:rPr>
+              <w:t>1.1</w:t>
+            </w:r>
+          </w:p>
+        </w:tc>
+        <w:tc>
+          <w:tcPr>
+            <w:tcW w:type="dxa" w:w="2225"/>
+            <w:tcMar>
+              <w:top w:w="60" w:type="dxa"/>
+              <w:bottom w:w="60" w:type="dxa"/>
+              <w:left w:w="100" w:type="dxa"/>
+              <w:right w:w="100" w:type="dxa"/>
+            </w:tcMar>
+          </w:tcPr>
+          <w:p>
+            <w:pPr>
+              <w:spacing w:before="40" w:after="40"/>
+            </w:pPr>
+            <w:r>
+              <w:rPr>
+                <w:rFonts w:ascii="Calibri" w:hAnsi="Calibri"/>
+                <w:b w:val="0"/>
+                <w:i w:val="0"/>
+                <w:sz w:val="20"/>
+              </w:rPr>
+              <w:t>15/06/2026</w:t>
+            </w:r>
+          </w:p>
+        </w:tc>
+        <w:tc>
+          <w:tcPr>
+            <w:tcW w:type="dxa" w:w="2225"/>
+            <w:tcMar>
+              <w:top w:w="60" w:type="dxa"/>
+              <w:bottom w:w="60" w:type="dxa"/>
+              <w:left w:w="100" w:type="dxa"/>
+              <w:right w:w="100" w:type="dxa"/>
+            </w:tcMar>
+          </w:tcPr>
+          <w:p>
+            <w:pPr>
+              <w:spacing w:before="40" w:after="40"/>
+            </w:pPr>
+            <w:r>
+              <w:rPr>
+                <w:rFonts w:ascii="Calibri" w:hAnsi="Calibri"/>
+                <w:b w:val="0"/>
+                <w:i w:val="0"/>
+                <w:sz w:val="20"/>
+              </w:rPr>
+              <w:t>Time de Melhoria Contínua</w:t>
+            </w:r>
+          </w:p>
+        </w:tc>
+        <w:tc>
+          <w:tcPr>
+            <w:tcW w:type="dxa" w:w="2225"/>
+            <w:tcMar>
+              <w:top w:w="60" w:type="dxa"/>
+              <w:bottom w:w="60" w:type="dxa"/>
+              <w:left w:w="100" w:type="dxa"/>
+              <w:right w:w="100" w:type="dxa"/>
+            </w:tcMar>
+          </w:tcPr>
+          <w:p>
+            <w:pPr>
+              <w:spacing w:before="40" w:after="40"/>
+            </w:pPr>
+            <w:r>
+              <w:rPr>
+                <w:rFonts w:ascii="Calibri" w:hAnsi="Calibri"/>
+                <w:b w:val="0"/>
+                <w:i w:val="0"/>
+                <w:sz w:val="20"/>
+              </w:rPr>
+              <w:t>Adição de §7.1.1 com evidências visuais do pipeline CI/CD (Azure DevOps): histórico de runs e stages</w:t>
+            </w:r>
+          </w:p>
+        </w:tc>
+      </w:tr>
     </w:tbl>
     <w:p>
       <w:pPr>

--- a/mps-nivel-c/oficial/04_registros/PROFARMA_Cadastro-de-Clientes/ITP-PROFARMA01-001_Estrategia-de-Integracao.docx
+++ b/mps-nivel-c/oficial/04_registros/PROFARMA_Cadastro-de-Clientes/ITP-PROFARMA01-001_Estrategia-de-Integracao.docx
@@ -34,7 +34,7 @@
           <w:color w:val="555555"/>
           <w:sz w:val="20"/>
         </w:rPr>
-        <w:t>ITP-PROFARMA01-001   ·   Versão Data   ·   29/01/2026   ·   Timeware Brasil</w:t>
+        <w:t>ITP-PROFARMA01-001   ·   Versão 1.1   ·   15/06/2026   ·   Timeware Brasil</w:t>
       </w:r>
     </w:p>
     <w:p>
@@ -7571,7 +7571,7 @@
         <w:color w:val="555555"/>
         <w:sz w:val="16"/>
       </w:rPr>
-      <w:t>vData  ·  29/01/2026</w:t>
+      <w:t>v1.1  ·  15/06/2026</w:t>
     </w:r>
     <w:r>
       <w:tab/>
@@ -7633,7 +7633,7 @@
         <w:color w:val="555555"/>
         <w:sz w:val="16"/>
       </w:rPr>
-      <w:t>vData  ·  29/01/2026</w:t>
+      <w:t>v1.1  ·  15/06/2026</w:t>
     </w:r>
     <w:r>
       <w:tab/>

--- a/mps-nivel-c/oficial/04_registros/PROFARMA_Cadastro-de-Clientes/ITP-PROFARMA01-001_Estrategia-de-Integracao.docx
+++ b/mps-nivel-c/oficial/04_registros/PROFARMA_Cadastro-de-Clientes/ITP-PROFARMA01-001_Estrategia-de-Integracao.docx
@@ -7395,7 +7395,7 @@
                 <w:i w:val="0"/>
                 <w:sz w:val="20"/>
               </w:rPr>
-              <w:t>Time de Melhoria Contínua</w:t>
+              <w:t>Abraão Oliveira</w:t>
             </w:r>
           </w:p>
         </w:tc>
@@ -7501,7 +7501,7 @@
                 <w:i w:val="0"/>
                 <w:sz w:val="20"/>
               </w:rPr>
-              <w:t>Time de Melhoria Contínua</w:t>
+              <w:t>Abraão Oliveira</w:t>
             </w:r>
           </w:p>
         </w:tc>
